--- a/draft/Thompson_RevolutionaryGospel_20250321.docx
+++ b/draft/Thompson_RevolutionaryGospel_20250321.docx
@@ -4516,9 +4516,9 @@
           <w:rFonts w:ascii="Liberation Serif" w:hAnsi="Liberation Serif" w:cs="Liberation Serif"/>
         </w:rPr>
       </w:pPr>
-      <w:bookmarkStart w:id="7" w:name="_Toc710942442"/>
+      <w:bookmarkStart w:id="7" w:name="_Toc83122279"/>
       <w:bookmarkStart w:id="8" w:name="_Toc86750986"/>
-      <w:bookmarkStart w:id="9" w:name="_Toc83122279"/>
+      <w:bookmarkStart w:id="9" w:name="_Toc710942442"/>
       <w:r>
         <w:rPr>
           <w:rFonts w:cs="Liberation Serif"/>
@@ -5784,8 +5784,8 @@
           <w:rFonts w:ascii="Liberation Serif" w:hAnsi="Liberation Serif" w:cs="Liberation Serif"/>
         </w:rPr>
       </w:pPr>
-      <w:bookmarkStart w:id="10" w:name="_Toc1716883531"/>
-      <w:bookmarkStart w:id="11" w:name="_Toc1920709282"/>
+      <w:bookmarkStart w:id="10" w:name="_Toc1920709282"/>
+      <w:bookmarkStart w:id="11" w:name="_Toc1716883531"/>
       <w:r>
         <w:rPr>
           <w:rFonts w:cs="Liberation Serif"/>
@@ -5864,8 +5864,8 @@
           <w:rFonts w:ascii="Liberation Serif" w:hAnsi="Liberation Serif" w:cs="Liberation Serif"/>
         </w:rPr>
       </w:pPr>
-      <w:bookmarkStart w:id="12" w:name="_Toc495164677"/>
-      <w:bookmarkStart w:id="13" w:name="_Toc2084481624"/>
+      <w:bookmarkStart w:id="12" w:name="_Toc2084481624"/>
+      <w:bookmarkStart w:id="13" w:name="_Toc495164677"/>
       <w:r>
         <w:rPr>
           <w:rFonts w:cs="Liberation Serif"/>
@@ -6498,8 +6498,8 @@
           <w:rFonts w:ascii="Liberation Serif" w:hAnsi="Liberation Serif" w:cs="Liberation Serif"/>
         </w:rPr>
       </w:pPr>
-      <w:bookmarkStart w:id="14" w:name="_Toc356802807"/>
-      <w:bookmarkStart w:id="15" w:name="_Toc1886491454"/>
+      <w:bookmarkStart w:id="14" w:name="_Toc1886491454"/>
+      <w:bookmarkStart w:id="15" w:name="_Toc356802807"/>
       <w:r>
         <w:rPr>
           <w:rFonts w:cs="Liberation Serif"/>
@@ -7079,8 +7079,8 @@
           <w:rFonts w:ascii="Liberation Serif" w:hAnsi="Liberation Serif" w:cs="Liberation Serif"/>
         </w:rPr>
       </w:pPr>
-      <w:bookmarkStart w:id="16" w:name="_Toc735062869"/>
-      <w:bookmarkStart w:id="17" w:name="_Toc1965849644"/>
+      <w:bookmarkStart w:id="16" w:name="_Toc1965849644"/>
+      <w:bookmarkStart w:id="17" w:name="_Toc735062869"/>
       <w:r>
         <w:rPr>
           <w:rFonts w:cs="Liberation Serif"/>
@@ -7994,16 +7994,7 @@
           <w:iCs/>
           <w:lang w:val="en-US"/>
         </w:rPr>
-        <w:t>The Lower</w:t>
-      </w:r>
-      <w:r>
-        <w:rPr>
-          <w:rFonts w:cs="Liberation Serif"/>
-          <w:i/>
-          <w:iCs/>
-          <w:lang w:val="en-US"/>
-        </w:rPr>
-        <w:t xml:space="preserve"> Depths</w:t>
+        <w:t>The Lower Depths</w:t>
       </w:r>
       <w:r>
         <w:rPr>
@@ -8136,8 +8127,8 @@
           <w:rFonts w:ascii="Liberation Serif" w:hAnsi="Liberation Serif" w:cs="Liberation Serif"/>
         </w:rPr>
       </w:pPr>
-      <w:bookmarkStart w:id="18" w:name="_Toc138620421"/>
-      <w:bookmarkStart w:id="19" w:name="_Toc1569653502"/>
+      <w:bookmarkStart w:id="18" w:name="_Toc1569653502"/>
+      <w:bookmarkStart w:id="19" w:name="_Toc138620421"/>
       <w:r>
         <w:rPr>
           <w:rFonts w:cs="Liberation Serif"/>
@@ -13407,7 +13398,7 @@
       </w:r>
       <w:r>
         <w:rPr>
-          <w:rStyle w:val="FootnoteCharactersuser"/>
+          <w:rStyle w:val="FootnoteCharacters"/>
           <w:rFonts w:eastAsia="Times New Roman" w:cs="Times New Roman"/>
           <w:position w:val="0"/>
           <w:sz w:val="24"/>
@@ -13429,7 +13420,7 @@
       </w:r>
       <w:r>
         <w:rPr>
-          <w:rStyle w:val="FootnoteCharactersuser"/>
+          <w:rStyle w:val="FootnoteCharacters"/>
           <w:rFonts w:eastAsia="Times New Roman" w:cs="Times New Roman"/>
           <w:position w:val="0"/>
           <w:sz w:val="24"/>
@@ -13451,7 +13442,7 @@
       </w:r>
       <w:r>
         <w:rPr>
-          <w:rStyle w:val="FootnoteCharactersuser"/>
+          <w:rStyle w:val="FootnoteCharacters"/>
           <w:rFonts w:eastAsia="Times New Roman" w:cs="Times New Roman"/>
           <w:position w:val="0"/>
           <w:sz w:val="24"/>
@@ -13473,7 +13464,7 @@
       </w:r>
       <w:r>
         <w:rPr>
-          <w:rStyle w:val="FootnoteCharactersuser"/>
+          <w:rStyle w:val="FootnoteCharacters"/>
           <w:rFonts w:eastAsia="Times New Roman" w:cs="Times New Roman"/>
           <w:position w:val="0"/>
           <w:sz w:val="24"/>
@@ -13485,7 +13476,7 @@
       </w:r>
       <w:r>
         <w:rPr>
-          <w:rStyle w:val="FootnoteCharactersuser"/>
+          <w:rStyle w:val="FootnoteCharacters"/>
           <w:rFonts w:eastAsia="Times New Roman" w:cs="Times New Roman"/>
           <w:i/>
           <w:iCs/>
@@ -13499,7 +13490,7 @@
       </w:r>
       <w:r>
         <w:rPr>
-          <w:rStyle w:val="FootnoteCharactersuser"/>
+          <w:rStyle w:val="FootnoteCharacters"/>
           <w:rFonts w:eastAsia="Times New Roman" w:cs="Times New Roman"/>
           <w:i w:val="false"/>
           <w:iCs w:val="false"/>
@@ -13523,7 +13514,7 @@
       </w:r>
       <w:r>
         <w:rPr>
-          <w:rStyle w:val="FootnoteCharactersuser"/>
+          <w:rStyle w:val="FootnoteCharacters"/>
           <w:rFonts w:eastAsia="Times New Roman" w:cs="Times New Roman"/>
           <w:position w:val="0"/>
           <w:sz w:val="24"/>
@@ -13535,7 +13526,7 @@
       </w:r>
       <w:r>
         <w:rPr>
-          <w:rStyle w:val="FootnoteCharactersuser"/>
+          <w:rStyle w:val="FootnoteCharacters"/>
           <w:rFonts w:eastAsia="Times New Roman" w:cs="Times New Roman"/>
           <w:i/>
           <w:iCs/>
@@ -13549,7 +13540,7 @@
       </w:r>
       <w:r>
         <w:rPr>
-          <w:rStyle w:val="FootnoteCharactersuser"/>
+          <w:rStyle w:val="FootnoteCharacters"/>
           <w:rFonts w:eastAsia="Times New Roman" w:cs="Times New Roman"/>
           <w:i w:val="false"/>
           <w:iCs w:val="false"/>
@@ -13563,7 +13554,7 @@
       </w:r>
       <w:r>
         <w:rPr>
-          <w:rStyle w:val="FootnoteCharactersuser"/>
+          <w:rStyle w:val="FootnoteCharacters"/>
           <w:rFonts w:eastAsia="Times New Roman" w:cs="Times New Roman"/>
           <w:position w:val="0"/>
           <w:sz w:val="24"/>
@@ -13585,7 +13576,7 @@
       </w:pPr>
       <w:r>
         <w:rPr>
-          <w:rStyle w:val="FootnoteCharactersuser"/>
+          <w:rStyle w:val="FootnoteCharacters"/>
           <w:rFonts w:eastAsia="Times New Roman" w:cs="Times New Roman"/>
           <w:position w:val="0"/>
           <w:sz w:val="24"/>
@@ -13607,7 +13598,7 @@
       </w:r>
       <w:r>
         <w:rPr>
-          <w:rStyle w:val="FootnoteCharactersuser"/>
+          <w:rStyle w:val="FootnoteCharacters"/>
           <w:rFonts w:eastAsia="Times New Roman" w:cs="Times New Roman"/>
           <w:position w:val="0"/>
           <w:sz w:val="24"/>
@@ -13629,7 +13620,7 @@
       </w:r>
       <w:r>
         <w:rPr>
-          <w:rStyle w:val="FootnoteCharactersuser"/>
+          <w:rStyle w:val="FootnoteCharacters"/>
           <w:rFonts w:eastAsia="Times New Roman" w:cs="Times New Roman"/>
           <w:position w:val="0"/>
           <w:sz w:val="24"/>
@@ -13651,7 +13642,7 @@
       </w:r>
       <w:r>
         <w:rPr>
-          <w:rStyle w:val="FootnoteCharactersuser"/>
+          <w:rStyle w:val="FootnoteCharacters"/>
           <w:rFonts w:eastAsia="Times New Roman" w:cs="Times New Roman"/>
           <w:position w:val="0"/>
           <w:sz w:val="24"/>
@@ -13673,7 +13664,7 @@
       </w:r>
       <w:r>
         <w:rPr>
-          <w:rStyle w:val="FootnoteCharactersuser"/>
+          <w:rStyle w:val="FootnoteCharacters"/>
           <w:rFonts w:eastAsia="Times New Roman" w:cs="Times New Roman"/>
           <w:position w:val="0"/>
           <w:sz w:val="24"/>
@@ -13696,7 +13687,7 @@
       </w:r>
       <w:r>
         <w:rPr>
-          <w:rStyle w:val="FootnoteCharactersuser"/>
+          <w:rStyle w:val="FootnoteCharacters"/>
           <w:rFonts w:eastAsia="Times New Roman" w:cs="Times New Roman"/>
           <w:position w:val="0"/>
           <w:sz w:val="24"/>
@@ -13718,7 +13709,7 @@
       </w:r>
       <w:r>
         <w:rPr>
-          <w:rStyle w:val="FootnoteCharactersuser"/>
+          <w:rStyle w:val="FootnoteCharacters"/>
           <w:rFonts w:eastAsia="Times New Roman" w:cs="Times New Roman"/>
           <w:position w:val="0"/>
           <w:sz w:val="24"/>
@@ -13730,7 +13721,7 @@
       </w:r>
       <w:r>
         <w:rPr>
-          <w:rStyle w:val="FootnoteCharactersuser"/>
+          <w:rStyle w:val="FootnoteCharacters"/>
           <w:rFonts w:eastAsia="Times New Roman" w:cs="Times New Roman"/>
           <w:i w:val="false"/>
           <w:iCs w:val="false"/>
@@ -13754,7 +13745,7 @@
       </w:pPr>
       <w:r>
         <w:rPr>
-          <w:rStyle w:val="FootnoteCharactersuser"/>
+          <w:rStyle w:val="FootnoteCharacters"/>
           <w:rFonts w:eastAsia="Times New Roman" w:cs="Times New Roman"/>
           <w:position w:val="0"/>
           <w:sz w:val="24"/>
@@ -13766,7 +13757,7 @@
       </w:r>
       <w:r>
         <w:rPr>
-          <w:rStyle w:val="FootnoteCharactersuser"/>
+          <w:rStyle w:val="FootnoteCharacters"/>
           <w:rFonts w:eastAsia="Times New Roman" w:cs="Times New Roman"/>
           <w:i/>
           <w:iCs/>
@@ -13780,7 +13771,7 @@
       </w:r>
       <w:r>
         <w:rPr>
-          <w:rStyle w:val="FootnoteCharactersuser"/>
+          <w:rStyle w:val="FootnoteCharacters"/>
           <w:rFonts w:eastAsia="Times New Roman" w:cs="Times New Roman"/>
           <w:i w:val="false"/>
           <w:iCs w:val="false"/>
@@ -13794,7 +13785,7 @@
       </w:r>
       <w:r>
         <w:rPr>
-          <w:rStyle w:val="FootnoteCharactersuser"/>
+          <w:rStyle w:val="FootnoteCharacters"/>
           <w:rFonts w:eastAsia="Times New Roman" w:cs="Times New Roman"/>
           <w:i/>
           <w:iCs/>
@@ -13808,7 +13799,7 @@
       </w:r>
       <w:r>
         <w:rPr>
-          <w:rStyle w:val="FootnoteCharactersuser"/>
+          <w:rStyle w:val="FootnoteCharacters"/>
           <w:rFonts w:eastAsia="Times New Roman" w:cs="Times New Roman"/>
           <w:i w:val="false"/>
           <w:iCs w:val="false"/>
@@ -13834,7 +13825,7 @@
       </w:r>
       <w:r>
         <w:rPr>
-          <w:rStyle w:val="FootnoteCharactersuser"/>
+          <w:rStyle w:val="FootnoteCharacters"/>
           <w:rFonts w:eastAsia="Times New Roman" w:cs="Times New Roman"/>
           <w:i w:val="false"/>
           <w:iCs w:val="false"/>
@@ -13858,7 +13849,7 @@
       </w:pPr>
       <w:r>
         <w:rPr>
-          <w:rStyle w:val="FootnoteCharactersuser"/>
+          <w:rStyle w:val="FootnoteCharacters"/>
           <w:rFonts w:eastAsia="Times New Roman" w:cs="Times New Roman"/>
           <w:i w:val="false"/>
           <w:iCs w:val="false"/>
@@ -13872,7 +13863,7 @@
       </w:r>
       <w:r>
         <w:rPr>
-          <w:rStyle w:val="FootnoteCharactersuser"/>
+          <w:rStyle w:val="FootnoteCharacters"/>
           <w:rFonts w:eastAsia="Times New Roman" w:cs="Times New Roman"/>
           <w:i/>
           <w:iCs/>
@@ -13886,7 +13877,7 @@
       </w:r>
       <w:r>
         <w:rPr>
-          <w:rStyle w:val="FootnoteCharactersuser"/>
+          <w:rStyle w:val="FootnoteCharacters"/>
           <w:rFonts w:eastAsia="Times New Roman" w:cs="Times New Roman"/>
           <w:i w:val="false"/>
           <w:iCs w:val="false"/>
@@ -13900,7 +13891,7 @@
       </w:r>
       <w:r>
         <w:rPr>
-          <w:rStyle w:val="FootnoteCharactersuser"/>
+          <w:rStyle w:val="FootnoteCharacters"/>
           <w:rFonts w:eastAsia="Times New Roman" w:cs="Times New Roman"/>
           <w:i/>
           <w:iCs/>
@@ -13914,7 +13905,7 @@
       </w:r>
       <w:r>
         <w:rPr>
-          <w:rStyle w:val="FootnoteCharactersuser"/>
+          <w:rStyle w:val="FootnoteCharacters"/>
           <w:rFonts w:eastAsia="Times New Roman" w:cs="Times New Roman"/>
           <w:i w:val="false"/>
           <w:iCs w:val="false"/>
@@ -13928,7 +13919,7 @@
       </w:r>
       <w:r>
         <w:rPr>
-          <w:rStyle w:val="FootnoteCharactersuser"/>
+          <w:rStyle w:val="FootnoteCharacters"/>
           <w:rFonts w:eastAsia="Times New Roman" w:cs="Times New Roman"/>
           <w:i/>
           <w:iCs/>
@@ -13942,7 +13933,7 @@
       </w:r>
       <w:r>
         <w:rPr>
-          <w:rStyle w:val="FootnoteCharactersuser"/>
+          <w:rStyle w:val="FootnoteCharacters"/>
           <w:rFonts w:eastAsia="Times New Roman" w:cs="Times New Roman"/>
           <w:i w:val="false"/>
           <w:iCs w:val="false"/>
@@ -13963,7 +13954,7 @@
         <w:ind w:hanging="0"/>
         <w:jc w:val="start"/>
         <w:rPr>
-          <w:rStyle w:val="FootnoteCharactersuser"/>
+          <w:rStyle w:val="FootnoteCharacters"/>
           <w:rFonts w:eastAsia="Times New Roman" w:cs="Times New Roman"/>
           <w:i w:val="false"/>
           <w:i w:val="false"/>
@@ -17946,7 +17937,7 @@
       </w:r>
       <w:r>
         <w:rPr>
-          <w:rStyle w:val="FootnoteCharactersuser"/>
+          <w:rStyle w:val="FootnoteCharacters"/>
           <w:rFonts w:eastAsia="Times New Roman" w:cs="Times New Roman"/>
           <w:i w:val="false"/>
           <w:iCs w:val="false"/>
@@ -17957,7 +17948,7 @@
       </w:r>
       <w:r>
         <w:rPr>
-          <w:rStyle w:val="FootnoteCharactersuser"/>
+          <w:rStyle w:val="FootnoteCharacters"/>
           <w:rFonts w:eastAsia="Times New Roman" w:cs="Times New Roman"/>
           <w:i w:val="false"/>
           <w:iCs w:val="false"/>
@@ -17971,7 +17962,7 @@
       </w:r>
       <w:r>
         <w:rPr>
-          <w:rStyle w:val="FootnoteCharactersuser"/>
+          <w:rStyle w:val="FootnoteCharacters"/>
           <w:rFonts w:eastAsia="Liberation Serif" w:cs="Liberation Serif"/>
           <w:i w:val="false"/>
           <w:iCs w:val="false"/>
@@ -17985,7 +17976,7 @@
       </w:r>
       <w:r>
         <w:rPr>
-          <w:rStyle w:val="FootnoteCharactersuser"/>
+          <w:rStyle w:val="FootnoteCharacters"/>
           <w:rFonts w:eastAsia="Times New Roman" w:cs="Times New Roman"/>
           <w:i w:val="false"/>
           <w:iCs w:val="false"/>
@@ -29166,7 +29157,25 @@
           <w:sz w:val="24"/>
           <w:szCs w:val="24"/>
         </w:rPr>
-        <w:t xml:space="preserve"> (people) is the source of everything good and holy. Godbuilding thus redefines the Christian “God” not just as an alternative “God” but as a new genre of spiritual knowledge. As I have shown, godbuilding applies anthropologist Ludwig Feuerbach’s analysis of Christianity as the ultimate anthropocentric religion to an Orthodox believer, the narrator Matvei. Gor’kii strives in the novel to show how a Russian earnestly coming to understand Feuerbach’s concept of “God” can naturally transfer knowledge of the past and hopes for the future to the Russian narod. In this way, </w:t>
+        <w:t xml:space="preserve"> (people) is the source of everything good and holy. Godbuilding thus redefines the Christian “God” not just as an alternative “God” but as a new genre of spiritual knowledge. As I have shown, godbuilding applies anthropologist Ludwig Feuerbach’s analysis of Christianity as the ultimate anthropocentric religion to an Orthodox believer, the narrator Matvei. Gor’kii strives in the novel to show how a Russian earnestly coming to understand Feuerbach’s concept of “God” can naturally transfer knowledge of the past and hopes for the future to the Russian </w:t>
+      </w:r>
+      <w:r>
+        <w:rPr>
+          <w:rFonts w:eastAsia="Times New Roman" w:cs="Liberation Serif"/>
+          <w:i/>
+          <w:iCs/>
+          <w:sz w:val="24"/>
+          <w:szCs w:val="24"/>
+        </w:rPr>
+        <w:t>narod</w:t>
+      </w:r>
+      <w:r>
+        <w:rPr>
+          <w:rFonts w:eastAsia="Times New Roman" w:cs="Liberation Serif"/>
+          <w:sz w:val="24"/>
+          <w:szCs w:val="24"/>
+        </w:rPr>
+        <w:t xml:space="preserve">. In this way, </w:t>
       </w:r>
       <w:r>
         <w:rPr>
@@ -30705,7 +30714,7 @@
         <w:pStyle w:val="Normal"/>
         <w:widowControl/>
         <w:suppressAutoHyphens w:val="true"/>
-        <w:overflowPunct w:val="false"/>
+        <w:overflowPunct w:val="true"/>
         <w:bidi w:val="0"/>
         <w:spacing w:lineRule="auto" w:line="276" w:before="0" w:after="160"/>
         <w:ind w:hanging="0" w:start="2880" w:end="0"/>
@@ -30790,7 +30799,7 @@
         <w:pStyle w:val="Normal"/>
         <w:widowControl/>
         <w:suppressAutoHyphens w:val="true"/>
-        <w:overflowPunct w:val="false"/>
+        <w:overflowPunct w:val="true"/>
         <w:bidi w:val="0"/>
         <w:spacing w:lineRule="auto" w:line="276" w:before="0" w:after="160"/>
         <w:ind w:hanging="0" w:start="2880" w:end="0"/>
@@ -30875,7 +30884,7 @@
         <w:pStyle w:val="Normal"/>
         <w:widowControl/>
         <w:suppressAutoHyphens w:val="true"/>
-        <w:overflowPunct w:val="false"/>
+        <w:overflowPunct w:val="true"/>
         <w:bidi w:val="0"/>
         <w:spacing w:lineRule="auto" w:line="276" w:before="0" w:after="160"/>
         <w:ind w:hanging="0" w:start="2880" w:end="0"/>
@@ -31003,7 +31012,7 @@
   <w:comment w:id="0" w:author="Clowes, Edith W (eec3c)" w:date="2022-09-15T09:49:09Z" w:initials="C(">
     <w:p>
       <w:pPr>
-        <w:overflowPunct w:val="true"/>
+        <w:overflowPunct w:val="false"/>
         <w:bidi w:val="0"/>
         <w:spacing w:lineRule="auto" w:line="240" w:before="0" w:after="0"/>
         <w:rPr/>
@@ -31023,7 +31032,7 @@
   <w:comment w:id="1" w:author="Thompson, Aaron Michael (amt3ad)" w:date="2022-04-07T11:57:41Z" w:initials="T(">
     <w:p>
       <w:pPr>
-        <w:overflowPunct w:val="true"/>
+        <w:overflowPunct w:val="false"/>
         <w:bidi w:val="0"/>
         <w:spacing w:lineRule="auto" w:line="240"/>
         <w:rPr/>
@@ -31041,7 +31050,7 @@
   <w:comment w:id="2" w:author="Clowes, Edith W (eec3c)" w:date="2022-04-07T10:25:53Z" w:initials="C(">
     <w:p>
       <w:pPr>
-        <w:overflowPunct w:val="true"/>
+        <w:overflowPunct w:val="false"/>
         <w:bidi w:val="0"/>
         <w:spacing w:lineRule="auto" w:line="240"/>
         <w:rPr/>
@@ -31059,7 +31068,7 @@
   <w:comment w:id="3" w:author="Clowes, Edith W (eec3c)" w:date="2023-03-02T10:07:41Z" w:initials="C(">
     <w:p>
       <w:pPr>
-        <w:overflowPunct w:val="true"/>
+        <w:overflowPunct w:val="false"/>
         <w:bidi w:val="0"/>
         <w:spacing w:lineRule="auto" w:line="240" w:before="0" w:after="0"/>
         <w:rPr/>
@@ -31079,7 +31088,7 @@
   <w:comment w:id="4" w:author="Clowes, Edith W (eec3c)" w:date="2023-02-23T12:52:01Z" w:initials="C(">
     <w:p>
       <w:pPr>
-        <w:overflowPunct w:val="true"/>
+        <w:overflowPunct w:val="false"/>
         <w:bidi w:val="0"/>
         <w:spacing w:lineRule="auto" w:line="240" w:before="0" w:after="0"/>
         <w:rPr/>
@@ -31099,7 +31108,7 @@
   <w:comment w:id="5" w:author="Clowes, Edith W (eec3c)" w:date="2023-03-02T11:54:11Z" w:initials="C(">
     <w:p>
       <w:pPr>
-        <w:overflowPunct w:val="true"/>
+        <w:overflowPunct w:val="false"/>
         <w:bidi w:val="0"/>
         <w:spacing w:lineRule="auto" w:line="240" w:before="0" w:after="0"/>
         <w:rPr/>
@@ -31119,7 +31128,7 @@
   <w:comment w:id="6" w:author="Clowes, Edith W (eec3c)" w:date="2024-04-05T13:15:47Z" w:initials="C(">
     <w:p>
       <w:pPr>
-        <w:overflowPunct w:val="false"/>
+        <w:overflowPunct w:val="true"/>
         <w:spacing w:lineRule="auto" w:line="240" w:before="0" w:after="0"/>
         <w:rPr/>
       </w:pPr>
@@ -31138,7 +31147,7 @@
   <w:comment w:id="7" w:author="Clowes, Edith W (eec3c)" w:date="2024-04-05T15:12:05Z" w:initials="C(">
     <w:p>
       <w:pPr>
-        <w:overflowPunct w:val="false"/>
+        <w:overflowPunct w:val="true"/>
         <w:spacing w:lineRule="auto" w:line="240" w:before="0" w:after="0"/>
         <w:rPr/>
       </w:pPr>
@@ -31157,7 +31166,7 @@
   <w:comment w:id="8" w:author="Clowes, Edith W (eec3c)" w:date="2024-04-05T15:19:25Z" w:initials="C(">
     <w:p>
       <w:pPr>
-        <w:overflowPunct w:val="false"/>
+        <w:overflowPunct w:val="true"/>
         <w:spacing w:lineRule="auto" w:line="240" w:before="0" w:after="0"/>
         <w:rPr/>
       </w:pPr>
@@ -31176,7 +31185,7 @@
   <w:comment w:id="9" w:author="Clowes, Edith W (eec3c)" w:date="2024-04-05T15:20:06Z" w:initials="C(">
     <w:p>
       <w:pPr>
-        <w:overflowPunct w:val="false"/>
+        <w:overflowPunct w:val="true"/>
         <w:spacing w:lineRule="auto" w:line="240" w:before="0" w:after="0"/>
         <w:rPr/>
       </w:pPr>
@@ -31195,7 +31204,7 @@
   <w:comment w:id="10" w:author="Clowes, Edith W (eec3c)" w:date="2024-04-05T15:24:29Z" w:initials="C(">
     <w:p>
       <w:pPr>
-        <w:overflowPunct w:val="false"/>
+        <w:overflowPunct w:val="true"/>
         <w:spacing w:lineRule="auto" w:line="240" w:before="0" w:after="0"/>
         <w:rPr/>
       </w:pPr>
@@ -31214,7 +31223,7 @@
   <w:comment w:id="11" w:author="Clowes, Edith W (eec3c)" w:date="2024-04-05T15:28:54Z" w:initials="C(">
     <w:p>
       <w:pPr>
-        <w:overflowPunct w:val="false"/>
+        <w:overflowPunct w:val="true"/>
         <w:spacing w:lineRule="auto" w:line="240" w:before="0" w:after="0"/>
         <w:rPr/>
       </w:pPr>
@@ -31233,7 +31242,7 @@
   <w:comment w:id="13" w:author="Clowes, Edith W (eec3c)" w:date="2024-03-07T12:00:14Z" w:initials="C(">
     <w:p>
       <w:pPr>
-        <w:overflowPunct w:val="false"/>
+        <w:overflowPunct w:val="true"/>
         <w:spacing w:lineRule="auto" w:line="240" w:before="0" w:after="0"/>
         <w:rPr/>
       </w:pPr>
@@ -31252,7 +31261,7 @@
   <w:comment w:id="12" w:author="Thompson, Aaron Michael (amt3ad)" w:date="2024-03-07T12:55:25Z" w:initials="T(">
     <w:p>
       <w:pPr>
-        <w:overflowPunct w:val="false"/>
+        <w:overflowPunct w:val="true"/>
         <w:spacing w:lineRule="auto" w:line="240" w:before="0" w:after="0"/>
         <w:rPr/>
       </w:pPr>
@@ -31271,7 +31280,7 @@
   <w:comment w:id="14" w:author="Clowes, Edith W (eec3c)" w:date="2024-03-07T12:01:13Z" w:initials="C(">
     <w:p>
       <w:pPr>
-        <w:overflowPunct w:val="false"/>
+        <w:overflowPunct w:val="true"/>
         <w:spacing w:lineRule="auto" w:line="240" w:before="0" w:after="0"/>
         <w:rPr/>
       </w:pPr>
@@ -31290,7 +31299,7 @@
   <w:comment w:id="15" w:author="Clowes, Edith W (eec3c)" w:date="2024-04-18T10:57:07Z" w:initials="C(">
     <w:p>
       <w:pPr>
-        <w:overflowPunct w:val="false"/>
+        <w:overflowPunct w:val="true"/>
         <w:spacing w:lineRule="auto" w:line="240" w:before="0" w:after="0"/>
         <w:rPr/>
       </w:pPr>
@@ -31309,7 +31318,7 @@
   <w:comment w:id="16" w:author="Clowes, Edith W (eec3c)" w:date="2024-04-18T10:58:04Z" w:initials="C(">
     <w:p>
       <w:pPr>
-        <w:overflowPunct w:val="false"/>
+        <w:overflowPunct w:val="true"/>
         <w:spacing w:lineRule="auto" w:line="240" w:before="0" w:after="0"/>
         <w:rPr/>
       </w:pPr>
@@ -31328,7 +31337,7 @@
   <w:comment w:id="17" w:author="Clowes, Edith W (eec3c)" w:date="2024-04-18T11:01:15Z" w:initials="C(">
     <w:p>
       <w:pPr>
-        <w:overflowPunct w:val="false"/>
+        <w:overflowPunct w:val="true"/>
         <w:spacing w:lineRule="auto" w:line="240" w:before="0" w:after="0"/>
         <w:rPr/>
       </w:pPr>
@@ -31347,7 +31356,7 @@
   <w:comment w:id="18" w:author="Clowes, Edith W (eec3c)" w:date="2024-04-18T11:03:24Z" w:initials="C(">
     <w:p>
       <w:pPr>
-        <w:overflowPunct w:val="false"/>
+        <w:overflowPunct w:val="true"/>
         <w:spacing w:lineRule="auto" w:line="240" w:before="0" w:after="0"/>
         <w:rPr/>
       </w:pPr>
@@ -31366,7 +31375,7 @@
   <w:comment w:id="19" w:author="Clowes, Edith W (eec3c)" w:date="2024-04-18T11:05:30Z" w:initials="C(">
     <w:p>
       <w:pPr>
-        <w:overflowPunct w:val="false"/>
+        <w:overflowPunct w:val="true"/>
         <w:spacing w:lineRule="auto" w:line="240" w:before="0" w:after="0"/>
         <w:rPr/>
       </w:pPr>
@@ -31383,7 +31392,7 @@
     </w:p>
     <w:p>
       <w:pPr>
-        <w:overflowPunct w:val="false"/>
+        <w:overflowPunct w:val="true"/>
         <w:spacing w:lineRule="auto" w:line="240" w:before="0" w:after="0"/>
         <w:rPr/>
       </w:pPr>
@@ -31402,7 +31411,7 @@
   <w:comment w:id="20" w:author="Clowes, Edith W (eec3c)" w:date="2024-04-18T11:10:51Z" w:initials="C(">
     <w:p>
       <w:pPr>
-        <w:overflowPunct w:val="false"/>
+        <w:overflowPunct w:val="true"/>
         <w:spacing w:lineRule="auto" w:line="240" w:before="0" w:after="0"/>
         <w:rPr/>
       </w:pPr>
@@ -31421,7 +31430,7 @@
   <w:comment w:id="22" w:author="Clowes, Edith W (eec3c)" w:date="2024-05-02T11:26:31Z" w:initials="C(">
     <w:p>
       <w:pPr>
-        <w:overflowPunct w:val="false"/>
+        <w:overflowPunct w:val="true"/>
         <w:spacing w:lineRule="auto" w:line="240" w:before="0" w:after="0"/>
         <w:rPr/>
       </w:pPr>
@@ -31436,7 +31445,7 @@
     </w:p>
     <w:p>
       <w:pPr>
-        <w:overflowPunct w:val="false"/>
+        <w:overflowPunct w:val="true"/>
         <w:spacing w:lineRule="auto" w:line="240" w:before="0" w:after="0"/>
         <w:rPr/>
       </w:pPr>
@@ -31450,7 +31459,7 @@
     </w:p>
     <w:p>
       <w:pPr>
-        <w:overflowPunct w:val="false"/>
+        <w:overflowPunct w:val="true"/>
         <w:spacing w:lineRule="auto" w:line="240" w:before="0" w:after="0"/>
         <w:rPr/>
       </w:pPr>
@@ -31467,7 +31476,7 @@
   <w:comment w:id="21" w:author="Clowes, Edith W (eec3c)" w:date="2024-09-22T10:11:36Z" w:initials="C(">
     <w:p>
       <w:pPr>
-        <w:overflowPunct w:val="false"/>
+        <w:overflowPunct w:val="true"/>
         <w:spacing w:lineRule="auto" w:line="240" w:before="0" w:after="0"/>
         <w:rPr/>
       </w:pPr>
@@ -47981,7 +47990,7 @@
     </w:r>
     <w:r>
       <w:rPr/>
-      <w:t>22</w:t>
+      <w:t>18</w:t>
     </w:r>
     <w:r>
       <w:rPr/>
@@ -48114,15 +48123,15 @@
       <w:u w:val="single"/>
     </w:rPr>
   </w:style>
-  <w:style w:type="character" w:styleId="FootnoteCharactersuser">
-    <w:name w:val="Footnote Characters (user)"/>
+  <w:style w:type="character" w:styleId="FootnoteCharacters">
+    <w:name w:val="Footnote Characters"/>
     <w:qFormat/>
     <w:rPr>
       <w:vertAlign w:val="superscript"/>
     </w:rPr>
   </w:style>
-  <w:style w:type="character" w:styleId="FootnoteCharacters">
-    <w:name w:val="Footnote Characters"/>
+  <w:style w:type="character" w:styleId="FootnoteCharactersuser">
+    <w:name w:val="Footnote Characters (user)"/>
     <w:qFormat/>
     <w:rPr>
       <w:vertAlign w:val="superscript"/>
@@ -48141,15 +48150,15 @@
       <w:u w:val="single"/>
     </w:rPr>
   </w:style>
-  <w:style w:type="character" w:styleId="EndnoteCharactersuser">
-    <w:name w:val="Endnote Characters (user)"/>
+  <w:style w:type="character" w:styleId="EndnoteCharacters">
+    <w:name w:val="Endnote Characters"/>
     <w:qFormat/>
     <w:rPr>
       <w:vertAlign w:val="superscript"/>
     </w:rPr>
   </w:style>
-  <w:style w:type="character" w:styleId="EndnoteCharacters">
-    <w:name w:val="Endnote Characters"/>
+  <w:style w:type="character" w:styleId="EndnoteCharactersuser">
+    <w:name w:val="Endnote Characters (user)"/>
     <w:qFormat/>
     <w:rPr>
       <w:vertAlign w:val="superscript"/>
